--- a/az/discovery-articles/6.13 Lazer.docx
+++ b/az/discovery-articles/6.13 Lazer.docx
@@ -4,549 +4,363 @@
   <w:body>
     <w:p>
       <w:pPr>
-        <w:keepNext/>
-        <w:spacing w:before="280" w:after="120"/>
+        <w:pStyle w:val="Title"/>
+        <w:widowControl/>
       </w:pPr>
       <w:r>
-        <w:rPr>
-          <w:rFonts w:ascii="Calibri" w:hAnsi="Calibri" w:eastAsia="Calibri"/>
-          <w:b/>
-          <w:i w:val="0"/>
-          <w:color w:val="004E8C"/>
-          <w:sz w:val="44"/>
-        </w:rPr>
         <w:t>6.13 Lazer</w:t>
       </w:r>
     </w:p>
     <w:p>
       <w:pPr>
-        <w:spacing w:after="80"/>
+        <w:keepNext/>
+        <w:widowControl/>
       </w:pPr>
       <w:r>
         <w:rPr>
-          <w:rFonts w:ascii="Calibri" w:hAnsi="Calibri" w:eastAsia="Calibri"/>
-          <w:b w:val="0"/>
-          <w:i/>
-          <w:color w:val="505050"/>
-          <w:sz w:val="22"/>
+          <w:sz w:val="20"/>
         </w:rPr>
-        <w:t>6. Rəqəmsal texnologiyalar, kosmos və rabitə</w:t>
-      </w:r>
-    </w:p>
-    <w:p>
-      <w:pPr>
-        <w:spacing w:after="200"/>
-      </w:pPr>
-      <w:r>
-        <w:rPr>
-          <w:rFonts w:ascii="Calibri" w:hAnsi="Calibri" w:eastAsia="Calibri"/>
-          <w:b w:val="0"/>
-          <w:i/>
-          <w:sz w:val="22"/>
-        </w:rPr>
-        <w:t>Dövr: 1960-cı il (Teodor Meymanın ilk işlək lazeri); 1961-ci il (tibbdə ilk tətbiqlər) | Əsas simalar: Teodor Meyman; Çarlz Tauns; Artur Şoulou</w:t>
-      </w:r>
-    </w:p>
-    <w:p>
-      <w:pPr>
-        <w:spacing w:after="160" w:line="276" w:lineRule="auto"/>
-      </w:pPr>
-      <w:r>
-        <w:rPr>
-          <w:rFonts w:ascii="Calibri" w:hAnsi="Calibri" w:eastAsia="Calibri"/>
-          <w:b w:val="0"/>
-          <w:i w:val="0"/>
-          <w:sz w:val="22"/>
-        </w:rPr>
-        <w:t>Lazer son dərəcə dəqiq fokuslana bilən ensiz və nizamlı işıq şüası yaradır. Bu gün lazerlər ştrix-kodları oxuyur, internet məlumatlarını ötürür, metal kəsir və cərrahi əməliyyatlarda istifadə olunur.</w:t>
+        <w:t>6 Rəqəmsal texnologiyalar kosmos və rabitə</w:t>
       </w:r>
     </w:p>
     <w:p>
       <w:pPr>
         <w:keepNext/>
-        <w:spacing w:before="240" w:after="120"/>
+        <w:widowControl/>
       </w:pPr>
       <w:r>
         <w:rPr>
-          <w:rFonts w:ascii="Calibri" w:hAnsi="Calibri" w:eastAsia="Calibri"/>
-          <w:b/>
-          <w:i w:val="0"/>
-          <w:color w:val="004E8C"/>
-          <w:sz w:val="28"/>
+          <w:sz w:val="20"/>
         </w:rPr>
-        <w:t>Əsas faktlar</w:t>
+        <w:t>Dövr: 1960 (Teodor Meymanın ilk işlək lazeri); 1961 (erkən tibbi istifadə) | Əsas şəxslər: Teodor Meyman; Çarlz Tauns; Artur Şavlov</w:t>
+      </w:r>
+    </w:p>
+    <w:p>
+      <w:pPr>
+        <w:widowControl/>
+      </w:pPr>
+      <w:r>
+        <w:t>Lazer çox dəqiq fokuslana bilən dar və nizamlı işıq şüası yaradır. Lazerlər indi barkod oxuyur, internet məlumatı daşıyır, metal kəsir və cərrahiyyədə işləyir.</w:t>
+      </w:r>
+    </w:p>
+    <w:p>
+      <w:pPr>
+        <w:pStyle w:val="Heading1"/>
+        <w:widowControl/>
+      </w:pPr>
+      <w:r>
+        <w:t>Əsas məlumatlar</w:t>
       </w:r>
     </w:p>
     <w:p>
       <w:pPr>
         <w:pStyle w:val="ListBullet"/>
+        <w:widowControl/>
       </w:pPr>
       <w:r>
-        <w:rPr>
-          <w:rFonts w:ascii="Calibri" w:hAnsi="Calibri" w:eastAsia="Calibri"/>
-          <w:b w:val="0"/>
-          <w:i w:val="0"/>
-          <w:sz w:val="22"/>
-        </w:rPr>
-        <w:t>Əvvəlcə mikrodalğalarla işləyən mazer yaradıldı; Tauns, Basov və Proxorov bu işə görə Nobel mükafatını bölüşdülər</w:t>
+        <w:t>Əvvəl mikrodalğalarla işləyən mazer yarandı; Tauns, Basov və Proxorov Nobel mükafatını bölüşdülər.</w:t>
       </w:r>
     </w:p>
     <w:p>
       <w:pPr>
         <w:pStyle w:val="ListBullet"/>
+        <w:widowControl/>
       </w:pPr>
       <w:r>
-        <w:rPr>
-          <w:rFonts w:ascii="Calibri" w:hAnsi="Calibri" w:eastAsia="Calibri"/>
-          <w:b w:val="0"/>
-          <w:i w:val="0"/>
-          <w:sz w:val="22"/>
-        </w:rPr>
-        <w:t>Teodor Meyman ilk optik lazeri 1960-cı ildə nümayiş etdirdi</w:t>
+        <w:t>Teodor Meyman 1960-cı ildə ilk optik lazeri nümayiş etdirdi.</w:t>
       </w:r>
     </w:p>
     <w:p>
       <w:pPr>
         <w:pStyle w:val="ListBullet"/>
+        <w:widowControl/>
       </w:pPr>
       <w:r>
-        <w:rPr>
-          <w:rFonts w:ascii="Calibri" w:hAnsi="Calibri" w:eastAsia="Calibri"/>
-          <w:b w:val="0"/>
-          <w:i w:val="0"/>
-          <w:sz w:val="22"/>
-        </w:rPr>
-        <w:t>LASER adı ingiliscə “şüalanmanın stimullaşdırılmış emissiyası ilə işığın gücləndirilməsi” ifadəsinin baş hərflərindən yaranıb</w:t>
+        <w:t>Lazer adı ingiliscə «məcburi şüalanma vasitəsilə işığın gücləndirilməsi» ifadəsinin qısaltmasından yaranıb.</w:t>
       </w:r>
     </w:p>
     <w:p>
       <w:pPr>
         <w:pStyle w:val="ListBullet"/>
+        <w:widowControl/>
       </w:pPr>
       <w:r>
-        <w:rPr>
-          <w:rFonts w:ascii="Calibri" w:hAnsi="Calibri" w:eastAsia="Calibri"/>
-          <w:b w:val="0"/>
-          <w:i w:val="0"/>
-          <w:sz w:val="22"/>
-        </w:rPr>
-        <w:t>Koherent işıq son dərəcə kiçik və güclü nöqtəyə fokuslana bilər</w:t>
+        <w:t>Koherent, yəni dalğaları ahənglə dəyişən işıq kiçik və güclü nöqtəyə fokuslana bilir.</w:t>
       </w:r>
     </w:p>
     <w:p>
       <w:pPr>
         <w:pStyle w:val="ListBullet"/>
+        <w:widowControl/>
       </w:pPr>
       <w:r>
-        <w:rPr>
-          <w:rFonts w:ascii="Calibri" w:hAnsi="Calibri" w:eastAsia="Calibri"/>
-          <w:b w:val="0"/>
-          <w:i w:val="0"/>
-          <w:sz w:val="22"/>
-        </w:rPr>
-        <w:t>Lazer qaynaq və cərrahiyyədən tutmuş fiber-optik rabitəyədək çox müxtəlif sahələrdə işlədilir</w:t>
+        <w:t>İstifadəsi qaynaq və cərrahiyyədən optik lif rabitəsinə qədər uzanır.</w:t>
       </w:r>
     </w:p>
     <w:p>
       <w:pPr>
-        <w:keepNext/>
-        <w:spacing w:before="240" w:after="120"/>
+        <w:pStyle w:val="Heading1"/>
+        <w:widowControl/>
       </w:pPr>
       <w:r>
-        <w:rPr>
-          <w:rFonts w:ascii="Calibri" w:hAnsi="Calibri" w:eastAsia="Calibri"/>
-          <w:b/>
-          <w:i w:val="0"/>
-          <w:color w:val="004E8C"/>
-          <w:sz w:val="28"/>
-        </w:rPr>
         <w:t>Bu nədir</w:t>
       </w:r>
     </w:p>
     <w:p>
       <w:pPr>
-        <w:spacing w:after="160" w:line="276" w:lineRule="auto"/>
+        <w:widowControl/>
       </w:pPr>
       <w:r>
-        <w:rPr>
-          <w:rFonts w:ascii="Calibri" w:hAnsi="Calibri" w:eastAsia="Calibri"/>
-          <w:b w:val="0"/>
-          <w:i w:val="0"/>
-          <w:sz w:val="22"/>
-        </w:rPr>
-        <w:t>Lazerin yaratdığı işıq dalğaları eyni fazada yayılır; bu xüsusiyyət koherentlik adlanır. Onun şüası adətən ensiz olur və dar rəng diapazonunu əhatə edir. Qurğunun içində verilən enerji atomları və ya başqa materialı həyəcanlandırır. Sonra bir foton eyni xassəli yeni fotonun buraxılmasına səbəb olur; buna stimullaşdırılmış emissiya deyilir. Bu, insanların nizamsız səs salması əvəzinə eyni ritmdə əl çaldığı izdihama bənzəyir.</w:t>
+        <w:t>Lazer dalğaları bir-biri ilə ahəng saxlayan işıq yaradır; bu xassəyə koherentlik deyilir. Şüası adətən dardır və dar rəng diapazonu əhatə edir. Cihazın içində enerji atomları və ya başqa materialı həyəcanlanmış hala keçirir. Sonra bir foton — işıq zərrəciyi — ona uyğun başqa fotonun buraxılmasını işə sala bilir. Bu, məcburi şüalanmadır. Proses təsadüfi səs-küy əvəzinə eyni ritmdə əl çalan insanlara bənzəyir.</w:t>
       </w:r>
     </w:p>
     <w:p>
       <w:pPr>
-        <w:keepNext/>
-        <w:spacing w:before="240" w:after="120"/>
+        <w:pStyle w:val="Heading1"/>
+        <w:widowControl/>
       </w:pPr>
       <w:r>
-        <w:rPr>
-          <w:rFonts w:ascii="Calibri" w:hAnsi="Calibri" w:eastAsia="Calibri"/>
-          <w:b/>
-          <w:i w:val="0"/>
-          <w:color w:val="004E8C"/>
-          <w:sz w:val="28"/>
-        </w:rPr>
-        <w:t>Onu kim kəşf və ya ixtira edib</w:t>
+        <w:t>Kim kəşf edib və ya yaradıb</w:t>
       </w:r>
     </w:p>
     <w:p>
       <w:pPr>
-        <w:spacing w:after="160" w:line="276" w:lineRule="auto"/>
+        <w:widowControl/>
       </w:pPr>
       <w:r>
-        <w:rPr>
-          <w:rFonts w:ascii="Calibri" w:hAnsi="Calibri" w:eastAsia="Calibri"/>
-          <w:b w:val="0"/>
-          <w:i w:val="0"/>
-          <w:sz w:val="22"/>
-        </w:rPr>
-        <w:t>Albert Eynşteyn stimullaşdırılmış emissiyanı 1917-ci ildə təsvir etdi. Çarlz Tauns və həmkarları 1950-ci illərdə mikrodalğalarla işləyən mazer qurdular. Aleksandr Proxorov və Nikolay Basov da bu sahədə əlaqəli tədqiqatlar apardılar, Artur Şoulou ilə Tauns isə qurğunun optik variantını təsvir etdilər. Teodor Meyman 1960-cı ildə yaqut kristalından istifadə edərək ilk işlək lazeri yaratdı.</w:t>
+        <w:t>Albert Eynşteyn 1917-ci ildə məcburi şüalanmanı təsvir etdi. Çarlz Tauns və həmkarları 1950-ci illərdə mikrodalğalarla işləyən mazer qurdular; adı məcburi şüalanma ilə mikrodalğaların gücləndirilməsi deməkdir. Aleksandr Proxorov və Nikolay Basov yaxın işlər görürdülər; Artur Şavlov və Tauns optik variantı təsvir etdilər. Teodor Meyman 1960-cı ildə yaqut kristalı ilə ilk işlək lazeri qurdu.</w:t>
       </w:r>
     </w:p>
     <w:p>
       <w:pPr>
-        <w:keepNext/>
-        <w:spacing w:before="240" w:after="120"/>
+        <w:pStyle w:val="Heading1"/>
+        <w:widowControl/>
       </w:pPr>
       <w:r>
-        <w:rPr>
-          <w:rFonts w:ascii="Calibri" w:hAnsi="Calibri" w:eastAsia="Calibri"/>
-          <w:b/>
-          <w:i w:val="0"/>
-          <w:color w:val="004E8C"/>
-          <w:sz w:val="28"/>
-        </w:rPr>
-        <w:t>Nə vaxt və necə meydana gəlib</w:t>
+        <w:t>Nə vaxt və necə yaranıb</w:t>
       </w:r>
     </w:p>
     <w:p>
       <w:pPr>
-        <w:spacing w:after="160" w:line="276" w:lineRule="auto"/>
+        <w:widowControl/>
       </w:pPr>
       <w:r>
-        <w:rPr>
-          <w:rFonts w:ascii="Calibri" w:hAnsi="Calibri" w:eastAsia="Calibri"/>
-          <w:b w:val="0"/>
-          <w:i w:val="0"/>
-          <w:sz w:val="22"/>
-        </w:rPr>
-        <w:t>Lazer kvant fizikasının inkişafı, daha keyfiyyətli kristalların hazırlanması və 1950-ci illərdə tədqiqata ayrılan maliyyə sayəsində yarandı. Bir neçə komanda ilk işlək qurğunu hazırlamaq uğrunda yarışırdı. Meyman güclü işıq lampası ilə yaqut çubuğunu həyəcanlandıraraq uğur qazandı. Tədqiqatçılar müxtəlif materialları uyğun vəzifələrlə uzlaşdırdıqca qaz, yarımkeçirici və lifli lazerlər də meydana çıxdı.</w:t>
+        <w:t>İxtira 1950-ci illərin kvant fizikası, daha yaxşı kristalları və tədqiqat maliyyəsi əsasında yarandı. Bir neçə qrup işlək cihaz uğrunda yarışırdı. Meyman parlaq impuls lampası ilə yaqut çubuğu həyəcanlandıraraq uğur qazandı. Tədqiqatçılar materialları müxtəlif işlərə uyğunlaşdırmağı öyrəndikcə qaz, yarımkeçirici və lif lazerləri yarandı.</w:t>
       </w:r>
     </w:p>
     <w:p>
       <w:pPr>
-        <w:keepNext/>
-        <w:spacing w:before="240" w:after="120"/>
+        <w:pStyle w:val="Heading1"/>
+        <w:widowControl/>
       </w:pPr>
       <w:r>
-        <w:rPr>
-          <w:rFonts w:ascii="Calibri" w:hAnsi="Calibri" w:eastAsia="Calibri"/>
-          <w:b/>
-          <w:i w:val="0"/>
-          <w:color w:val="004E8C"/>
-          <w:sz w:val="28"/>
-        </w:rPr>
-        <w:t>Elmi baxımdan əhəmiyyəti</w:t>
+        <w:t>Elm üçün əhəmiyyəti</w:t>
       </w:r>
     </w:p>
     <w:p>
       <w:pPr>
-        <w:spacing w:after="160" w:line="276" w:lineRule="auto"/>
+        <w:widowControl/>
       </w:pPr>
       <w:r>
-        <w:rPr>
-          <w:rFonts w:ascii="Calibri" w:hAnsi="Calibri" w:eastAsia="Calibri"/>
-          <w:b w:val="0"/>
-          <w:i w:val="0"/>
-          <w:sz w:val="22"/>
-        </w:rPr>
-        <w:t>Lazerlər alimlərə qeyri-adi dərəcədə dəqiq işıq mənbəyi verdi. Məsafənin, vaxtın, hərəkətin və kimyəvi tərkibin ölçülməsi xeyli təkmilləşdi. Holoqrafiya və qravitasiya dalğası detektorları da koherent işıqdan asılıdır. Lazer həm kvant ideyalarının praktik qurğuya çevrilə bildiyini sübut etdi, həm də təbiəti öyrənmək üçün yeni vasitə yaratdı.</w:t>
+        <w:t>Lazerlər alimlərə qeyri-adi dəqiq işıq mənbəyi verdi. Məsafə, zaman, hərəkət və kimyəvi tərkib ölçmələrini yaxşılaşdırdı. Holoqrafiya — həcmli təsviri qeydə alma üsulu — və qravitasiya dalğası detektorları da koherent işığa əsaslanır. Lazer həm kvant ideyasının praktik cihaza çevrilə bildiyini sübut etdi, həm də təbiəti sınamaq üçün yeni alət oldu.</w:t>
       </w:r>
     </w:p>
     <w:p>
       <w:pPr>
-        <w:keepNext/>
-        <w:spacing w:before="240" w:after="120"/>
+        <w:pStyle w:val="Heading1"/>
+        <w:widowControl/>
       </w:pPr>
       <w:r>
-        <w:rPr>
-          <w:rFonts w:ascii="Calibri" w:hAnsi="Calibri" w:eastAsia="Calibri"/>
-          <w:b/>
-          <w:i w:val="0"/>
-          <w:color w:val="004E8C"/>
-          <w:sz w:val="28"/>
-        </w:rPr>
-        <w:t>Sonrakı inkişaflara necə təsir göstərib</w:t>
+        <w:t>Sonrakı inkişafa təsiri</w:t>
       </w:r>
     </w:p>
     <w:p>
       <w:pPr>
-        <w:spacing w:after="160" w:line="276" w:lineRule="auto"/>
+        <w:widowControl/>
       </w:pPr>
       <w:r>
-        <w:rPr>
-          <w:rFonts w:ascii="Calibri" w:hAnsi="Calibri" w:eastAsia="Calibri"/>
-          <w:b w:val="0"/>
-          <w:i w:val="0"/>
-          <w:sz w:val="22"/>
-        </w:rPr>
-        <w:t>Kiçik diod lazerləri CD və DVD pleyerlərini, ştrix-kod skanerlərini, printerləri və fiber-optik rabitəni praktik etdi. Güclü lazerlər materialları kəsir və qaynaq edir. Tibbi lazerlər gözün buynuz qişasının formasını düzəldir, bəzi dəri və qan damarı problemlərini müalicə edir. Tədqiqat qurğularında lazerlər atomları soyutmaq və nüvə sintezini öyrənmək üçün istifadə olunur.</w:t>
+        <w:t>Kiçik diod lazerləri kompakt disk — CD — və rəqəmsal çoxməqsədli disk — DVD — oxuducularını, barkod skanerlərini, printerləri və optik lif rabitəsini praktik etdi. Güclü lazerlər materialları kəsir və qaynaq edir. Tibbi lazerlər buynuz qişanın formasını dəyişir, bəzi dəri və damar problemlərini müalicə edir. Tədqiqat sistemləri lazerlə atomları soyudur və nüvə sintezini öyrənir.</w:t>
       </w:r>
     </w:p>
     <w:p>
       <w:pPr>
-        <w:keepNext/>
-        <w:spacing w:before="240" w:after="120"/>
+        <w:pStyle w:val="Heading1"/>
+        <w:widowControl/>
       </w:pPr>
       <w:r>
-        <w:rPr>
-          <w:rFonts w:ascii="Calibri" w:hAnsi="Calibri" w:eastAsia="Calibri"/>
-          <w:b/>
-          <w:i w:val="0"/>
-          <w:color w:val="004E8C"/>
-          <w:sz w:val="28"/>
-        </w:rPr>
         <w:t>İnsan həyatını necə dəyişib</w:t>
       </w:r>
     </w:p>
     <w:p>
       <w:pPr>
-        <w:spacing w:after="160" w:line="276" w:lineRule="auto"/>
+        <w:widowControl/>
       </w:pPr>
       <w:r>
-        <w:rPr>
-          <w:rFonts w:ascii="Calibri" w:hAnsi="Calibri" w:eastAsia="Calibri"/>
-          <w:b w:val="0"/>
-          <w:i w:val="0"/>
-          <w:sz w:val="22"/>
-        </w:rPr>
-        <w:t>Supermarket skaneri ilə göz cərrahı eyni əsas prinsipdən istifadə edir: idarə olunan işığı məhz lazım olan yerə yönəltmək. Lazerlər istehsalda kəsimləri daha təmiz, rabitəni isə daha sürətli etdi. Güclü şüa insan reaksiya verməyə macal tapmamış gözə zərər vura bildiyi üçün lazerlər yeni təhlükəsizlik riskləri də yaratdı. Qaydalar, xəbərdarlıq nişanları və qoruyucu vasitələr vacib oldu.</w:t>
+        <w:t>Supermarket skaneri ilə göz cərrahı eyni əsas ideyadan istifadə edir: idarə olunan işığı lazım olan dəqiq yerə yönəltmək. Lazer istehsal kəsiklərini daha səliqəli, rabitəni daha sürətli etdi. Güclü şüa insan reaksiya verməzdən əvvəl gözə zərər vura bildiyindən təhlükəsizlik riskləri də yarandı. Qaydalar, xəbərdarlıq nişanları və qoruyucu avadanlıq zəruri oldu.</w:t>
       </w:r>
     </w:p>
     <w:p>
       <w:pPr>
-        <w:keepNext/>
-        <w:spacing w:before="240" w:after="120"/>
+        <w:pStyle w:val="Heading1"/>
+        <w:widowControl/>
       </w:pPr>
       <w:r>
-        <w:rPr>
-          <w:rFonts w:ascii="Calibri" w:hAnsi="Calibri" w:eastAsia="Calibri"/>
-          <w:b/>
-          <w:i w:val="0"/>
-          <w:color w:val="004E8C"/>
-          <w:sz w:val="28"/>
-        </w:rPr>
         <w:t>Mənbələr və istinadlar</w:t>
       </w:r>
     </w:p>
     <w:p>
       <w:pPr>
-        <w:keepNext/>
-        <w:spacing w:before="240" w:after="120"/>
+        <w:pStyle w:val="Heading2"/>
+        <w:widowControl/>
       </w:pPr>
       <w:r>
         <w:rPr>
-          <w:rFonts w:ascii="Calibri" w:hAnsi="Calibri" w:eastAsia="Calibri"/>
-          <w:b/>
-          <w:i w:val="0"/>
-          <w:color w:val="004E8C"/>
-          <w:sz w:val="24"/>
+          <w:sz w:val="20"/>
         </w:rPr>
-        <w:t>B. Resenziyalı elmi məqalələr və ilkin elmi əsərlər</w:t>
+        <w:t>B Orijinal elmi məqalələr</w:t>
       </w:r>
     </w:p>
     <w:p>
       <w:pPr>
-        <w:spacing w:after="80"/>
-        <w:ind w:left="360"/>
+        <w:widowControl/>
       </w:pPr>
       <w:r>
         <w:rPr>
-          <w:rFonts w:ascii="Calibri" w:hAnsi="Calibri" w:eastAsia="Calibri"/>
-          <w:b w:val="0"/>
-          <w:i w:val="0"/>
-          <w:sz w:val="22"/>
+          <w:sz w:val="20"/>
         </w:rPr>
-        <w:t>1. Maiman, T. H. “Stimulated Optical Radiation in Ruby” (“Yaqutda stimullaşdırılmış optik şüalanma”). Nature 187 (1960): 493–494.</w:t>
-      </w:r>
-      <w:r>
-        <w:rPr>
-          <w:rFonts w:ascii="Calibri" w:hAnsi="Calibri" w:eastAsia="Calibri"/>
-          <w:b w:val="0"/>
-          <w:i w:val="0"/>
-          <w:sz w:val="22"/>
-        </w:rPr>
-        <w:t xml:space="preserve"> </w:t>
+        <w:t xml:space="preserve">1. Maiman, T. H. 'Stimulated Optical Radiation in Ruby.' Nature 187 (1960): 493-494. </w:t>
       </w:r>
       <w:hyperlink r:id="rId9">
         <w:r>
           <w:rPr>
-            <w:rFonts w:ascii="Calibri" w:hAnsi="Calibri" w:eastAsia="Calibri"/>
-            <w:b w:val="0"/>
-            <w:i w:val="0"/>
-            <w:sz w:val="22"/>
-            <w:color w:val="0563C1"/>
-            <w:u w:val="single"/>
+            <w:sz w:val="20"/>
           </w:rPr>
           <w:t>https://doi.org/10.1038/187493a0</w:t>
         </w:r>
       </w:hyperlink>
-    </w:p>
-    <w:p>
-      <w:pPr>
-        <w:keepNext/>
-        <w:spacing w:before="240" w:after="120"/>
-      </w:pPr>
       <w:r>
         <w:rPr>
-          <w:rFonts w:ascii="Calibri" w:hAnsi="Calibri" w:eastAsia="Calibri"/>
-          <w:b/>
-          <w:i w:val="0"/>
-          <w:color w:val="004E8C"/>
-          <w:sz w:val="24"/>
+          <w:sz w:val="20"/>
         </w:rPr>
-        <w:t>C. Təşkilatların materialları və ensiklopedik mənbələr</w:t>
       </w:r>
     </w:p>
     <w:p>
       <w:pPr>
-        <w:spacing w:after="80"/>
-        <w:ind w:left="360"/>
+        <w:pStyle w:val="Heading2"/>
+        <w:widowControl/>
       </w:pPr>
       <w:r>
         <w:rPr>
-          <w:rFonts w:ascii="Calibri" w:hAnsi="Calibri" w:eastAsia="Calibri"/>
-          <w:b w:val="0"/>
-          <w:i w:val="0"/>
-          <w:sz w:val="22"/>
+          <w:sz w:val="20"/>
         </w:rPr>
-        <w:t>1. Encyclopaedia Britannica. “Laser” (“Lazer”).</w:t>
+        <w:t>C Qurumların materialları və ensiklopedik mənbələr</w:t>
       </w:r>
+    </w:p>
+    <w:p>
+      <w:pPr>
+        <w:widowControl/>
+      </w:pPr>
       <w:r>
         <w:rPr>
-          <w:rFonts w:ascii="Calibri" w:hAnsi="Calibri" w:eastAsia="Calibri"/>
-          <w:b w:val="0"/>
-          <w:i w:val="0"/>
-          <w:sz w:val="22"/>
+          <w:sz w:val="20"/>
         </w:rPr>
-        <w:t xml:space="preserve"> </w:t>
+        <w:t xml:space="preserve">1. Encyclopaedia Britannica. 'Laser.' </w:t>
       </w:r>
       <w:hyperlink r:id="rId10">
         <w:r>
           <w:rPr>
-            <w:rFonts w:ascii="Calibri" w:hAnsi="Calibri" w:eastAsia="Calibri"/>
-            <w:b w:val="0"/>
-            <w:i w:val="0"/>
-            <w:sz w:val="22"/>
-            <w:color w:val="0563C1"/>
-            <w:u w:val="single"/>
+            <w:sz w:val="20"/>
           </w:rPr>
           <w:t>https://www.britannica.com/technology/laser</w:t>
         </w:r>
       </w:hyperlink>
+      <w:r>
+        <w:rPr>
+          <w:sz w:val="20"/>
+        </w:rPr>
+      </w:r>
     </w:p>
     <w:p>
       <w:pPr>
-        <w:spacing w:after="80"/>
-        <w:ind w:left="360"/>
+        <w:widowControl/>
       </w:pPr>
       <w:r>
         <w:rPr>
-          <w:rFonts w:ascii="Calibri" w:hAnsi="Calibri" w:eastAsia="Calibri"/>
-          <w:b w:val="0"/>
-          <w:i w:val="0"/>
-          <w:sz w:val="22"/>
+          <w:sz w:val="20"/>
         </w:rPr>
-        <w:t>2. American Physical Society. “May 16, 1960: Maiman Demonstrates the First Working Laser” (“16 may 1960: Meyman ilk işlək lazeri nümayiş etdirir”).</w:t>
-      </w:r>
-      <w:r>
-        <w:rPr>
-          <w:rFonts w:ascii="Calibri" w:hAnsi="Calibri" w:eastAsia="Calibri"/>
-          <w:b w:val="0"/>
-          <w:i w:val="0"/>
-          <w:sz w:val="22"/>
-        </w:rPr>
-        <w:t xml:space="preserve"> </w:t>
+        <w:t xml:space="preserve">2. American Physical Society. 'May 16, 1960: Maiman Demonstrates the First Working Laser.' </w:t>
       </w:r>
       <w:hyperlink r:id="rId11">
         <w:r>
           <w:rPr>
-            <w:rFonts w:ascii="Calibri" w:hAnsi="Calibri" w:eastAsia="Calibri"/>
-            <w:b w:val="0"/>
-            <w:i w:val="0"/>
-            <w:sz w:val="22"/>
-            <w:color w:val="0563C1"/>
-            <w:u w:val="single"/>
+            <w:sz w:val="20"/>
           </w:rPr>
           <w:t>https://www.aps.org/apsnews/2010/05/first-working-laser</w:t>
         </w:r>
       </w:hyperlink>
-    </w:p>
-    <w:p>
-      <w:pPr>
-        <w:keepNext/>
-        <w:spacing w:before="240" w:after="120"/>
-      </w:pPr>
       <w:r>
         <w:rPr>
-          <w:rFonts w:ascii="Calibri" w:hAnsi="Calibri" w:eastAsia="Calibri"/>
-          <w:b/>
-          <w:i w:val="0"/>
-          <w:color w:val="004E8C"/>
-          <w:sz w:val="24"/>
+          <w:sz w:val="20"/>
         </w:rPr>
-        <w:t>G. Kosmik agentliklərin, laboratoriyaların və elmi təşkilatların materialları</w:t>
       </w:r>
     </w:p>
     <w:p>
       <w:pPr>
-        <w:spacing w:after="80"/>
-        <w:ind w:left="360"/>
+        <w:pStyle w:val="Heading2"/>
+        <w:widowControl/>
       </w:pPr>
       <w:r>
         <w:rPr>
-          <w:rFonts w:ascii="Calibri" w:hAnsi="Calibri" w:eastAsia="Calibri"/>
-          <w:b w:val="0"/>
-          <w:i w:val="0"/>
-          <w:sz w:val="22"/>
+          <w:sz w:val="20"/>
         </w:rPr>
-        <w:t>1. Nobel Prize. “The Nobel Prize in Physics 1964” (“1964-cü il fizika üzrə Nobel mükafatı”).</w:t>
+        <w:t>G Elmi təşkilatlar</w:t>
       </w:r>
+    </w:p>
+    <w:p>
+      <w:pPr>
+        <w:widowControl/>
+      </w:pPr>
       <w:r>
         <w:rPr>
-          <w:rFonts w:ascii="Calibri" w:hAnsi="Calibri" w:eastAsia="Calibri"/>
-          <w:b w:val="0"/>
-          <w:i w:val="0"/>
-          <w:sz w:val="22"/>
+          <w:sz w:val="20"/>
         </w:rPr>
-        <w:t xml:space="preserve"> </w:t>
+        <w:t xml:space="preserve">1. Nobel Prize. 'The Nobel Prize in Physics 1964.' </w:t>
       </w:r>
       <w:hyperlink r:id="rId12">
         <w:r>
           <w:rPr>
-            <w:rFonts w:ascii="Calibri" w:hAnsi="Calibri" w:eastAsia="Calibri"/>
-            <w:b w:val="0"/>
-            <w:i w:val="0"/>
-            <w:sz w:val="22"/>
-            <w:color w:val="0563C1"/>
-            <w:u w:val="single"/>
+            <w:sz w:val="20"/>
           </w:rPr>
           <w:t>https://www.nobelprize.org/prizes/physics/1964/summary/</w:t>
         </w:r>
       </w:hyperlink>
+      <w:r>
+        <w:rPr>
+          <w:sz w:val="20"/>
+        </w:rPr>
+      </w:r>
     </w:p>
     <w:sectPr>
-      <w:pgSz w:w="12240" w:h="15840"/>
-      <w:pgMar w:top="1296" w:right="1440" w:bottom="1296" w:left="1440" w:header="720" w:footer="720" w:gutter="0"/>
+      <w:footerReference w:type="default" r:id="rId13"/>
+      <w:pgSz w:w="11906" w:h="16838"/>
+      <w:pgMar w:top="1020" w:right="1134" w:bottom="1020" w:left="1134" w:header="720" w:footer="720" w:gutter="0"/>
       <w:cols w:space="720"/>
       <w:docGrid w:linePitch="360"/>
     </w:sectPr>
   </w:body>
 </w:document>
+</file>
+
+<file path=word/footer1.xml><?xml version="1.0" encoding="utf-8"?>
+<w:ftr xmlns:m="http://schemas.openxmlformats.org/officeDocument/2006/math" xmlns:mc="http://schemas.openxmlformats.org/markup-compatibility/2006" xmlns:mo="http://schemas.microsoft.com/office/mac/office/2008/main" xmlns:mv="urn:schemas-microsoft-com:mac:vml" xmlns:o="urn:schemas-microsoft-com:office:office" xmlns:r="http://schemas.openxmlformats.org/officeDocument/2006/relationships" xmlns:v="urn:schemas-microsoft-com:vml" xmlns:w10="urn:schemas-microsoft-com:office:word" xmlns:w14="http://schemas.microsoft.com/office/word/2010/wordml" xmlns:w="http://schemas.openxmlformats.org/wordprocessingml/2006/main" xmlns:wne="http://schemas.microsoft.com/office/word/2006/wordml" xmlns:wp14="http://schemas.microsoft.com/office/word/2010/wordprocessingDrawing" xmlns:wp="http://schemas.openxmlformats.org/drawingml/2006/wordprocessingDrawing" xmlns:wpc="http://schemas.microsoft.com/office/word/2010/wordprocessingCanvas" xmlns:wpg="http://schemas.microsoft.com/office/word/2010/wordprocessingGroup" xmlns:wpi="http://schemas.microsoft.com/office/word/2010/wordprocessingInk" xmlns:wps="http://schemas.microsoft.com/office/word/2010/wordprocessingShape" mc:Ignorable="w14 wp14">
+  <w:p>
+    <w:pPr>
+      <w:pStyle w:val="Footer"/>
+      <w:jc w:val="right"/>
+    </w:pPr>
+    <w:fldSimple w:instr="PAGE"/>
+  </w:p>
+</w:ftr>
 </file>
 
 <file path=word/numbering.xml><?xml version="1.0" encoding="utf-8"?>
@@ -757,7 +571,7 @@
   <w:docDefaults>
     <w:rPrDefault>
       <w:rPr>
-        <w:rFonts w:asciiTheme="minorHAnsi" w:eastAsiaTheme="minorEastAsia" w:hAnsiTheme="minorHAnsi" w:cstheme="minorBidi"/>
+        <w:rFonts/>
         <w:sz w:val="22"/>
         <w:szCs w:val="22"/>
         <w:lang w:val="en-US" w:eastAsia="en-US" w:bidi="ar-SA"/>
@@ -912,6 +726,15 @@
     <w:name w:val="Normal"/>
     <w:qFormat/>
     <w:rsid w:val="00FC693F"/>
+    <w:pPr>
+      <w:spacing w:after="120" w:line="259" w:lineRule="auto"/>
+    </w:pPr>
+    <w:rPr>
+      <w:rFonts w:ascii="Times New Roman" w:hAnsi="Times New Roman"/>
+      <w:color w:val="000000"/>
+      <w:sz w:val="24"/>
+      <w:lang w:val="az-Latn-AZ"/>
+    </w:rPr>
   </w:style>
   <w:style w:type="paragraph" w:styleId="Header">
     <w:name w:val="header"/>
@@ -968,16 +791,17 @@
     <w:pPr>
       <w:keepNext/>
       <w:keepLines/>
-      <w:spacing w:before="480" w:after="0"/>
+      <w:spacing w:before="480" w:after="120" w:line="259" w:lineRule="auto"/>
       <w:outlineLvl w:val="0"/>
     </w:pPr>
     <w:rPr>
-      <w:rFonts w:asciiTheme="majorHAnsi" w:eastAsiaTheme="majorEastAsia" w:hAnsiTheme="majorHAnsi" w:cstheme="majorBidi"/>
+      <w:rFonts w:ascii="Times New Roman" w:hAnsi="Times New Roman"/>
       <w:b/>
       <w:bCs/>
-      <w:color w:val="365F91" w:themeColor="accent1" w:themeShade="BF"/>
-      <w:sz w:val="28"/>
+      <w:color w:val="000000"/>
+      <w:sz w:val="26"/>
       <w:szCs w:val="28"/>
+      <w:lang w:val="az-Latn-AZ"/>
     </w:rPr>
   </w:style>
   <w:style w:type="paragraph" w:styleId="Heading2">
@@ -992,16 +816,17 @@
     <w:pPr>
       <w:keepNext/>
       <w:keepLines/>
-      <w:spacing w:before="200" w:after="0"/>
+      <w:spacing w:before="200" w:after="120" w:line="259" w:lineRule="auto"/>
       <w:outlineLvl w:val="1"/>
     </w:pPr>
     <w:rPr>
-      <w:rFonts w:asciiTheme="majorHAnsi" w:eastAsiaTheme="majorEastAsia" w:hAnsiTheme="majorHAnsi" w:cstheme="majorBidi"/>
+      <w:rFonts w:ascii="Times New Roman" w:hAnsi="Times New Roman"/>
       <w:b/>
       <w:bCs/>
-      <w:color w:val="4F81BD" w:themeColor="accent1"/>
+      <w:color w:val="000000"/>
       <w:sz w:val="26"/>
       <w:szCs w:val="26"/>
+      <w:lang w:val="az-Latn-AZ"/>
     </w:rPr>
   </w:style>
   <w:style w:type="paragraph" w:styleId="Heading3">
@@ -1020,7 +845,7 @@
       <w:outlineLvl w:val="2"/>
     </w:pPr>
     <w:rPr>
-      <w:rFonts w:asciiTheme="majorHAnsi" w:eastAsiaTheme="majorEastAsia" w:hAnsiTheme="majorHAnsi" w:cstheme="majorBidi"/>
+      <w:rFonts/>
       <w:b/>
       <w:bCs/>
       <w:color w:val="4F81BD" w:themeColor="accent1"/>
@@ -1043,7 +868,7 @@
       <w:outlineLvl w:val="3"/>
     </w:pPr>
     <w:rPr>
-      <w:rFonts w:asciiTheme="majorHAnsi" w:eastAsiaTheme="majorEastAsia" w:hAnsiTheme="majorHAnsi" w:cstheme="majorBidi"/>
+      <w:rFonts/>
       <w:b/>
       <w:bCs/>
       <w:i/>
@@ -1068,7 +893,7 @@
       <w:outlineLvl w:val="4"/>
     </w:pPr>
     <w:rPr>
-      <w:rFonts w:asciiTheme="majorHAnsi" w:eastAsiaTheme="majorEastAsia" w:hAnsiTheme="majorHAnsi" w:cstheme="majorBidi"/>
+      <w:rFonts/>
       <w:color w:val="243F60" w:themeColor="accent1" w:themeShade="7F"/>
     </w:rPr>
   </w:style>
@@ -1089,7 +914,7 @@
       <w:outlineLvl w:val="5"/>
     </w:pPr>
     <w:rPr>
-      <w:rFonts w:asciiTheme="majorHAnsi" w:eastAsiaTheme="majorEastAsia" w:hAnsiTheme="majorHAnsi" w:cstheme="majorBidi"/>
+      <w:rFonts/>
       <w:i/>
       <w:iCs/>
       <w:color w:val="243F60" w:themeColor="accent1" w:themeShade="7F"/>
@@ -1112,7 +937,7 @@
       <w:outlineLvl w:val="6"/>
     </w:pPr>
     <w:rPr>
-      <w:rFonts w:asciiTheme="majorHAnsi" w:eastAsiaTheme="majorEastAsia" w:hAnsiTheme="majorHAnsi" w:cstheme="majorBidi"/>
+      <w:rFonts/>
       <w:i/>
       <w:iCs/>
       <w:color w:val="404040" w:themeColor="text1" w:themeTint="BF"/>
@@ -1135,7 +960,7 @@
       <w:outlineLvl w:val="7"/>
     </w:pPr>
     <w:rPr>
-      <w:rFonts w:asciiTheme="majorHAnsi" w:eastAsiaTheme="majorEastAsia" w:hAnsiTheme="majorHAnsi" w:cstheme="majorBidi"/>
+      <w:rFonts/>
       <w:color w:val="4F81BD" w:themeColor="accent1"/>
       <w:sz w:val="20"/>
       <w:szCs w:val="20"/>
@@ -1158,7 +983,7 @@
       <w:outlineLvl w:val="8"/>
     </w:pPr>
     <w:rPr>
-      <w:rFonts w:asciiTheme="majorHAnsi" w:eastAsiaTheme="majorEastAsia" w:hAnsiTheme="majorHAnsi" w:cstheme="majorBidi"/>
+      <w:rFonts/>
       <w:i/>
       <w:iCs/>
       <w:color w:val="404040" w:themeColor="text1" w:themeTint="BF"/>
@@ -1209,7 +1034,7 @@
     <w:uiPriority w:val="9"/>
     <w:rsid w:val="00FC693F"/>
     <w:rPr>
-      <w:rFonts w:asciiTheme="majorHAnsi" w:eastAsiaTheme="majorEastAsia" w:hAnsiTheme="majorHAnsi" w:cstheme="majorBidi"/>
+      <w:rFonts/>
       <w:b/>
       <w:bCs/>
       <w:color w:val="365F91" w:themeColor="accent1" w:themeShade="BF"/>
@@ -1224,7 +1049,7 @@
     <w:uiPriority w:val="9"/>
     <w:rsid w:val="00FC693F"/>
     <w:rPr>
-      <w:rFonts w:asciiTheme="majorHAnsi" w:eastAsiaTheme="majorEastAsia" w:hAnsiTheme="majorHAnsi" w:cstheme="majorBidi"/>
+      <w:rFonts/>
       <w:b/>
       <w:bCs/>
       <w:color w:val="4F81BD" w:themeColor="accent1"/>
@@ -1239,7 +1064,7 @@
     <w:uiPriority w:val="9"/>
     <w:rsid w:val="00FC693F"/>
     <w:rPr>
-      <w:rFonts w:asciiTheme="majorHAnsi" w:eastAsiaTheme="majorEastAsia" w:hAnsiTheme="majorHAnsi" w:cstheme="majorBidi"/>
+      <w:rFonts/>
       <w:b/>
       <w:bCs/>
       <w:color w:val="4F81BD" w:themeColor="accent1"/>
@@ -1254,19 +1079,17 @@
     <w:qFormat/>
     <w:rsid w:val="00FC693F"/>
     <w:pPr>
-      <w:pBdr>
-        <w:bottom w:val="single" w:sz="8" w:space="4" w:color="4F81BD" w:themeColor="accent1"/>
-      </w:pBdr>
-      <w:spacing w:after="300" w:line="240" w:lineRule="auto"/>
+      <w:spacing w:after="120" w:line="259" w:lineRule="auto"/>
       <w:contextualSpacing/>
     </w:pPr>
     <w:rPr>
-      <w:rFonts w:asciiTheme="majorHAnsi" w:eastAsiaTheme="majorEastAsia" w:hAnsiTheme="majorHAnsi" w:cstheme="majorBidi"/>
-      <w:color w:val="17365D" w:themeColor="text2" w:themeShade="BF"/>
+      <w:rFonts w:ascii="Times New Roman" w:hAnsi="Times New Roman"/>
+      <w:color w:val="000000"/>
       <w:spacing w:val="5"/>
       <w:kern w:val="28"/>
-      <w:sz w:val="52"/>
+      <w:sz w:val="40"/>
       <w:szCs w:val="52"/>
+      <w:lang w:val="az-Latn-AZ"/>
     </w:rPr>
   </w:style>
   <w:style w:type="character" w:customStyle="1" w:styleId="TitleChar">
@@ -1276,7 +1099,7 @@
     <w:uiPriority w:val="10"/>
     <w:rsid w:val="00FC693F"/>
     <w:rPr>
-      <w:rFonts w:asciiTheme="majorHAnsi" w:eastAsiaTheme="majorEastAsia" w:hAnsiTheme="majorHAnsi" w:cstheme="majorBidi"/>
+      <w:rFonts/>
       <w:color w:val="17365D" w:themeColor="text2" w:themeShade="BF"/>
       <w:spacing w:val="5"/>
       <w:kern w:val="28"/>
@@ -1298,7 +1121,7 @@
       </w:numPr>
     </w:pPr>
     <w:rPr>
-      <w:rFonts w:asciiTheme="majorHAnsi" w:eastAsiaTheme="majorEastAsia" w:hAnsiTheme="majorHAnsi" w:cstheme="majorBidi"/>
+      <w:rFonts/>
       <w:i/>
       <w:iCs/>
       <w:color w:val="4F81BD" w:themeColor="accent1"/>
@@ -1314,7 +1137,7 @@
     <w:uiPriority w:val="11"/>
     <w:rsid w:val="00FC693F"/>
     <w:rPr>
-      <w:rFonts w:asciiTheme="majorHAnsi" w:eastAsiaTheme="majorEastAsia" w:hAnsiTheme="majorHAnsi" w:cstheme="majorBidi"/>
+      <w:rFonts/>
       <w:i/>
       <w:iCs/>
       <w:color w:val="4F81BD" w:themeColor="accent1"/>
@@ -1439,8 +1262,15 @@
       <w:numPr>
         <w:numId w:val="1"/>
       </w:numPr>
+      <w:spacing w:after="120" w:line="259" w:lineRule="auto"/>
       <w:contextualSpacing/>
     </w:pPr>
+    <w:rPr>
+      <w:rFonts w:ascii="Times New Roman" w:hAnsi="Times New Roman"/>
+      <w:color w:val="000000"/>
+      <w:sz w:val="24"/>
+      <w:lang w:val="az-Latn-AZ"/>
+    </w:rPr>
   </w:style>
   <w:style w:type="paragraph" w:styleId="ListBullet2">
     <w:name w:val="List Bullet 2"/>
@@ -1612,7 +1442,7 @@
     <w:semiHidden/>
     <w:rsid w:val="00FC693F"/>
     <w:rPr>
-      <w:rFonts w:asciiTheme="majorHAnsi" w:eastAsiaTheme="majorEastAsia" w:hAnsiTheme="majorHAnsi" w:cstheme="majorBidi"/>
+      <w:rFonts/>
       <w:b/>
       <w:bCs/>
       <w:i/>
@@ -1628,7 +1458,7 @@
     <w:semiHidden/>
     <w:rsid w:val="00FC693F"/>
     <w:rPr>
-      <w:rFonts w:asciiTheme="majorHAnsi" w:eastAsiaTheme="majorEastAsia" w:hAnsiTheme="majorHAnsi" w:cstheme="majorBidi"/>
+      <w:rFonts/>
       <w:color w:val="243F60" w:themeColor="accent1" w:themeShade="7F"/>
     </w:rPr>
   </w:style>
@@ -1640,7 +1470,7 @@
     <w:semiHidden/>
     <w:rsid w:val="00FC693F"/>
     <w:rPr>
-      <w:rFonts w:asciiTheme="majorHAnsi" w:eastAsiaTheme="majorEastAsia" w:hAnsiTheme="majorHAnsi" w:cstheme="majorBidi"/>
+      <w:rFonts/>
       <w:i/>
       <w:iCs/>
       <w:color w:val="243F60" w:themeColor="accent1" w:themeShade="7F"/>
@@ -1654,7 +1484,7 @@
     <w:semiHidden/>
     <w:rsid w:val="00FC693F"/>
     <w:rPr>
-      <w:rFonts w:asciiTheme="majorHAnsi" w:eastAsiaTheme="majorEastAsia" w:hAnsiTheme="majorHAnsi" w:cstheme="majorBidi"/>
+      <w:rFonts/>
       <w:i/>
       <w:iCs/>
       <w:color w:val="404040" w:themeColor="text1" w:themeTint="BF"/>
@@ -1668,7 +1498,7 @@
     <w:semiHidden/>
     <w:rsid w:val="00FC693F"/>
     <w:rPr>
-      <w:rFonts w:asciiTheme="majorHAnsi" w:eastAsiaTheme="majorEastAsia" w:hAnsiTheme="majorHAnsi" w:cstheme="majorBidi"/>
+      <w:rFonts/>
       <w:color w:val="4F81BD" w:themeColor="accent1"/>
       <w:sz w:val="20"/>
       <w:szCs w:val="20"/>
@@ -1682,7 +1512,7 @@
     <w:semiHidden/>
     <w:rsid w:val="00FC693F"/>
     <w:rPr>
-      <w:rFonts w:asciiTheme="majorHAnsi" w:eastAsiaTheme="majorEastAsia" w:hAnsiTheme="majorHAnsi" w:cstheme="majorBidi"/>
+      <w:rFonts/>
       <w:i/>
       <w:iCs/>
       <w:color w:val="404040" w:themeColor="text1" w:themeTint="BF"/>
@@ -1741,9 +1571,6 @@
     <w:qFormat/>
     <w:rsid w:val="00FC693F"/>
     <w:pPr>
-      <w:pBdr>
-        <w:bottom w:val="single" w:sz="4" w:space="4" w:color="4F81BD" w:themeColor="accent1"/>
-      </w:pBdr>
       <w:spacing w:before="200" w:after="280"/>
       <w:ind w:left="936" w:right="936"/>
     </w:pPr>
@@ -3271,7 +3098,7 @@
         <w:spacing w:before="0" w:after="0" w:line="240" w:lineRule="auto"/>
       </w:pPr>
       <w:rPr>
-        <w:rFonts w:asciiTheme="majorHAnsi" w:eastAsiaTheme="majorEastAsia" w:hAnsiTheme="majorHAnsi" w:cstheme="majorBidi"/>
+        <w:rFonts/>
         <w:b/>
         <w:bCs/>
       </w:rPr>
@@ -3292,7 +3119,7 @@
         <w:spacing w:before="0" w:after="0" w:line="240" w:lineRule="auto"/>
       </w:pPr>
       <w:rPr>
-        <w:rFonts w:asciiTheme="majorHAnsi" w:eastAsiaTheme="majorEastAsia" w:hAnsiTheme="majorHAnsi" w:cstheme="majorBidi"/>
+        <w:rFonts/>
         <w:b/>
         <w:bCs/>
       </w:rPr>
@@ -3310,14 +3137,14 @@
     </w:tblStylePr>
     <w:tblStylePr w:type="firstCol">
       <w:rPr>
-        <w:rFonts w:asciiTheme="majorHAnsi" w:eastAsiaTheme="majorEastAsia" w:hAnsiTheme="majorHAnsi" w:cstheme="majorBidi"/>
+        <w:rFonts/>
         <w:b/>
         <w:bCs/>
       </w:rPr>
     </w:tblStylePr>
     <w:tblStylePr w:type="lastCol">
       <w:rPr>
-        <w:rFonts w:asciiTheme="majorHAnsi" w:eastAsiaTheme="majorEastAsia" w:hAnsiTheme="majorHAnsi" w:cstheme="majorBidi"/>
+        <w:rFonts/>
         <w:b/>
         <w:bCs/>
       </w:rPr>
@@ -3401,7 +3228,7 @@
         <w:spacing w:before="0" w:after="0" w:line="240" w:lineRule="auto"/>
       </w:pPr>
       <w:rPr>
-        <w:rFonts w:asciiTheme="majorHAnsi" w:eastAsiaTheme="majorEastAsia" w:hAnsiTheme="majorHAnsi" w:cstheme="majorBidi"/>
+        <w:rFonts/>
         <w:b/>
         <w:bCs/>
       </w:rPr>
@@ -3422,7 +3249,7 @@
         <w:spacing w:before="0" w:after="0" w:line="240" w:lineRule="auto"/>
       </w:pPr>
       <w:rPr>
-        <w:rFonts w:asciiTheme="majorHAnsi" w:eastAsiaTheme="majorEastAsia" w:hAnsiTheme="majorHAnsi" w:cstheme="majorBidi"/>
+        <w:rFonts/>
         <w:b/>
         <w:bCs/>
       </w:rPr>
@@ -3440,14 +3267,14 @@
     </w:tblStylePr>
     <w:tblStylePr w:type="firstCol">
       <w:rPr>
-        <w:rFonts w:asciiTheme="majorHAnsi" w:eastAsiaTheme="majorEastAsia" w:hAnsiTheme="majorHAnsi" w:cstheme="majorBidi"/>
+        <w:rFonts/>
         <w:b/>
         <w:bCs/>
       </w:rPr>
     </w:tblStylePr>
     <w:tblStylePr w:type="lastCol">
       <w:rPr>
-        <w:rFonts w:asciiTheme="majorHAnsi" w:eastAsiaTheme="majorEastAsia" w:hAnsiTheme="majorHAnsi" w:cstheme="majorBidi"/>
+        <w:rFonts/>
         <w:b/>
         <w:bCs/>
       </w:rPr>
@@ -3531,7 +3358,7 @@
         <w:spacing w:before="0" w:after="0" w:line="240" w:lineRule="auto"/>
       </w:pPr>
       <w:rPr>
-        <w:rFonts w:asciiTheme="majorHAnsi" w:eastAsiaTheme="majorEastAsia" w:hAnsiTheme="majorHAnsi" w:cstheme="majorBidi"/>
+        <w:rFonts/>
         <w:b/>
         <w:bCs/>
       </w:rPr>
@@ -3552,7 +3379,7 @@
         <w:spacing w:before="0" w:after="0" w:line="240" w:lineRule="auto"/>
       </w:pPr>
       <w:rPr>
-        <w:rFonts w:asciiTheme="majorHAnsi" w:eastAsiaTheme="majorEastAsia" w:hAnsiTheme="majorHAnsi" w:cstheme="majorBidi"/>
+        <w:rFonts/>
         <w:b/>
         <w:bCs/>
       </w:rPr>
@@ -3570,14 +3397,14 @@
     </w:tblStylePr>
     <w:tblStylePr w:type="firstCol">
       <w:rPr>
-        <w:rFonts w:asciiTheme="majorHAnsi" w:eastAsiaTheme="majorEastAsia" w:hAnsiTheme="majorHAnsi" w:cstheme="majorBidi"/>
+        <w:rFonts/>
         <w:b/>
         <w:bCs/>
       </w:rPr>
     </w:tblStylePr>
     <w:tblStylePr w:type="lastCol">
       <w:rPr>
-        <w:rFonts w:asciiTheme="majorHAnsi" w:eastAsiaTheme="majorEastAsia" w:hAnsiTheme="majorHAnsi" w:cstheme="majorBidi"/>
+        <w:rFonts/>
         <w:b/>
         <w:bCs/>
       </w:rPr>
@@ -3661,7 +3488,7 @@
         <w:spacing w:before="0" w:after="0" w:line="240" w:lineRule="auto"/>
       </w:pPr>
       <w:rPr>
-        <w:rFonts w:asciiTheme="majorHAnsi" w:eastAsiaTheme="majorEastAsia" w:hAnsiTheme="majorHAnsi" w:cstheme="majorBidi"/>
+        <w:rFonts/>
         <w:b/>
         <w:bCs/>
       </w:rPr>
@@ -3682,7 +3509,7 @@
         <w:spacing w:before="0" w:after="0" w:line="240" w:lineRule="auto"/>
       </w:pPr>
       <w:rPr>
-        <w:rFonts w:asciiTheme="majorHAnsi" w:eastAsiaTheme="majorEastAsia" w:hAnsiTheme="majorHAnsi" w:cstheme="majorBidi"/>
+        <w:rFonts/>
         <w:b/>
         <w:bCs/>
       </w:rPr>
@@ -3700,14 +3527,14 @@
     </w:tblStylePr>
     <w:tblStylePr w:type="firstCol">
       <w:rPr>
-        <w:rFonts w:asciiTheme="majorHAnsi" w:eastAsiaTheme="majorEastAsia" w:hAnsiTheme="majorHAnsi" w:cstheme="majorBidi"/>
+        <w:rFonts/>
         <w:b/>
         <w:bCs/>
       </w:rPr>
     </w:tblStylePr>
     <w:tblStylePr w:type="lastCol">
       <w:rPr>
-        <w:rFonts w:asciiTheme="majorHAnsi" w:eastAsiaTheme="majorEastAsia" w:hAnsiTheme="majorHAnsi" w:cstheme="majorBidi"/>
+        <w:rFonts/>
         <w:b/>
         <w:bCs/>
       </w:rPr>
@@ -3791,7 +3618,7 @@
         <w:spacing w:before="0" w:after="0" w:line="240" w:lineRule="auto"/>
       </w:pPr>
       <w:rPr>
-        <w:rFonts w:asciiTheme="majorHAnsi" w:eastAsiaTheme="majorEastAsia" w:hAnsiTheme="majorHAnsi" w:cstheme="majorBidi"/>
+        <w:rFonts/>
         <w:b/>
         <w:bCs/>
       </w:rPr>
@@ -3812,7 +3639,7 @@
         <w:spacing w:before="0" w:after="0" w:line="240" w:lineRule="auto"/>
       </w:pPr>
       <w:rPr>
-        <w:rFonts w:asciiTheme="majorHAnsi" w:eastAsiaTheme="majorEastAsia" w:hAnsiTheme="majorHAnsi" w:cstheme="majorBidi"/>
+        <w:rFonts/>
         <w:b/>
         <w:bCs/>
       </w:rPr>
@@ -3830,14 +3657,14 @@
     </w:tblStylePr>
     <w:tblStylePr w:type="firstCol">
       <w:rPr>
-        <w:rFonts w:asciiTheme="majorHAnsi" w:eastAsiaTheme="majorEastAsia" w:hAnsiTheme="majorHAnsi" w:cstheme="majorBidi"/>
+        <w:rFonts/>
         <w:b/>
         <w:bCs/>
       </w:rPr>
     </w:tblStylePr>
     <w:tblStylePr w:type="lastCol">
       <w:rPr>
-        <w:rFonts w:asciiTheme="majorHAnsi" w:eastAsiaTheme="majorEastAsia" w:hAnsiTheme="majorHAnsi" w:cstheme="majorBidi"/>
+        <w:rFonts/>
         <w:b/>
         <w:bCs/>
       </w:rPr>
@@ -3921,7 +3748,7 @@
         <w:spacing w:before="0" w:after="0" w:line="240" w:lineRule="auto"/>
       </w:pPr>
       <w:rPr>
-        <w:rFonts w:asciiTheme="majorHAnsi" w:eastAsiaTheme="majorEastAsia" w:hAnsiTheme="majorHAnsi" w:cstheme="majorBidi"/>
+        <w:rFonts/>
         <w:b/>
         <w:bCs/>
       </w:rPr>
@@ -3942,7 +3769,7 @@
         <w:spacing w:before="0" w:after="0" w:line="240" w:lineRule="auto"/>
       </w:pPr>
       <w:rPr>
-        <w:rFonts w:asciiTheme="majorHAnsi" w:eastAsiaTheme="majorEastAsia" w:hAnsiTheme="majorHAnsi" w:cstheme="majorBidi"/>
+        <w:rFonts/>
         <w:b/>
         <w:bCs/>
       </w:rPr>
@@ -3960,14 +3787,14 @@
     </w:tblStylePr>
     <w:tblStylePr w:type="firstCol">
       <w:rPr>
-        <w:rFonts w:asciiTheme="majorHAnsi" w:eastAsiaTheme="majorEastAsia" w:hAnsiTheme="majorHAnsi" w:cstheme="majorBidi"/>
+        <w:rFonts/>
         <w:b/>
         <w:bCs/>
       </w:rPr>
     </w:tblStylePr>
     <w:tblStylePr w:type="lastCol">
       <w:rPr>
-        <w:rFonts w:asciiTheme="majorHAnsi" w:eastAsiaTheme="majorEastAsia" w:hAnsiTheme="majorHAnsi" w:cstheme="majorBidi"/>
+        <w:rFonts/>
         <w:b/>
         <w:bCs/>
       </w:rPr>
@@ -4051,7 +3878,7 @@
         <w:spacing w:before="0" w:after="0" w:line="240" w:lineRule="auto"/>
       </w:pPr>
       <w:rPr>
-        <w:rFonts w:asciiTheme="majorHAnsi" w:eastAsiaTheme="majorEastAsia" w:hAnsiTheme="majorHAnsi" w:cstheme="majorBidi"/>
+        <w:rFonts/>
         <w:b/>
         <w:bCs/>
       </w:rPr>
@@ -4072,7 +3899,7 @@
         <w:spacing w:before="0" w:after="0" w:line="240" w:lineRule="auto"/>
       </w:pPr>
       <w:rPr>
-        <w:rFonts w:asciiTheme="majorHAnsi" w:eastAsiaTheme="majorEastAsia" w:hAnsiTheme="majorHAnsi" w:cstheme="majorBidi"/>
+        <w:rFonts/>
         <w:b/>
         <w:bCs/>
       </w:rPr>
@@ -4090,14 +3917,14 @@
     </w:tblStylePr>
     <w:tblStylePr w:type="firstCol">
       <w:rPr>
-        <w:rFonts w:asciiTheme="majorHAnsi" w:eastAsiaTheme="majorEastAsia" w:hAnsiTheme="majorHAnsi" w:cstheme="majorBidi"/>
+        <w:rFonts/>
         <w:b/>
         <w:bCs/>
       </w:rPr>
     </w:tblStylePr>
     <w:tblStylePr w:type="lastCol">
       <w:rPr>
-        <w:rFonts w:asciiTheme="majorHAnsi" w:eastAsiaTheme="majorEastAsia" w:hAnsiTheme="majorHAnsi" w:cstheme="majorBidi"/>
+        <w:rFonts/>
         <w:b/>
         <w:bCs/>
       </w:rPr>
@@ -5962,7 +5789,7 @@
     </w:tblPr>
     <w:tblStylePr w:type="firstRow">
       <w:rPr>
-        <w:rFonts w:asciiTheme="majorHAnsi" w:eastAsiaTheme="majorEastAsia" w:hAnsiTheme="majorHAnsi" w:cstheme="majorBidi"/>
+        <w:rFonts/>
       </w:rPr>
       <w:tblPr/>
       <w:tcPr>
@@ -6046,7 +5873,7 @@
     </w:tblPr>
     <w:tblStylePr w:type="firstRow">
       <w:rPr>
-        <w:rFonts w:asciiTheme="majorHAnsi" w:eastAsiaTheme="majorEastAsia" w:hAnsiTheme="majorHAnsi" w:cstheme="majorBidi"/>
+        <w:rFonts/>
       </w:rPr>
       <w:tblPr/>
       <w:tcPr>
@@ -6130,7 +5957,7 @@
     </w:tblPr>
     <w:tblStylePr w:type="firstRow">
       <w:rPr>
-        <w:rFonts w:asciiTheme="majorHAnsi" w:eastAsiaTheme="majorEastAsia" w:hAnsiTheme="majorHAnsi" w:cstheme="majorBidi"/>
+        <w:rFonts/>
       </w:rPr>
       <w:tblPr/>
       <w:tcPr>
@@ -6214,7 +6041,7 @@
     </w:tblPr>
     <w:tblStylePr w:type="firstRow">
       <w:rPr>
-        <w:rFonts w:asciiTheme="majorHAnsi" w:eastAsiaTheme="majorEastAsia" w:hAnsiTheme="majorHAnsi" w:cstheme="majorBidi"/>
+        <w:rFonts/>
       </w:rPr>
       <w:tblPr/>
       <w:tcPr>
@@ -6298,7 +6125,7 @@
     </w:tblPr>
     <w:tblStylePr w:type="firstRow">
       <w:rPr>
-        <w:rFonts w:asciiTheme="majorHAnsi" w:eastAsiaTheme="majorEastAsia" w:hAnsiTheme="majorHAnsi" w:cstheme="majorBidi"/>
+        <w:rFonts/>
       </w:rPr>
       <w:tblPr/>
       <w:tcPr>
@@ -6382,7 +6209,7 @@
     </w:tblPr>
     <w:tblStylePr w:type="firstRow">
       <w:rPr>
-        <w:rFonts w:asciiTheme="majorHAnsi" w:eastAsiaTheme="majorEastAsia" w:hAnsiTheme="majorHAnsi" w:cstheme="majorBidi"/>
+        <w:rFonts/>
       </w:rPr>
       <w:tblPr/>
       <w:tcPr>
@@ -6466,7 +6293,7 @@
     </w:tblPr>
     <w:tblStylePr w:type="firstRow">
       <w:rPr>
-        <w:rFonts w:asciiTheme="majorHAnsi" w:eastAsiaTheme="majorEastAsia" w:hAnsiTheme="majorHAnsi" w:cstheme="majorBidi"/>
+        <w:rFonts/>
       </w:rPr>
       <w:tblPr/>
       <w:tcPr>
@@ -6531,7 +6358,7 @@
       <w:spacing w:after="0" w:line="240" w:lineRule="auto"/>
     </w:pPr>
     <w:rPr>
-      <w:rFonts w:asciiTheme="majorHAnsi" w:eastAsiaTheme="majorEastAsia" w:hAnsiTheme="majorHAnsi" w:cstheme="majorBidi"/>
+      <w:rFonts/>
       <w:color w:val="000000" w:themeColor="text1"/>
     </w:rPr>
     <w:tblPr>
@@ -6659,7 +6486,7 @@
       <w:spacing w:after="0" w:line="240" w:lineRule="auto"/>
     </w:pPr>
     <w:rPr>
-      <w:rFonts w:asciiTheme="majorHAnsi" w:eastAsiaTheme="majorEastAsia" w:hAnsiTheme="majorHAnsi" w:cstheme="majorBidi"/>
+      <w:rFonts/>
       <w:color w:val="000000" w:themeColor="text1"/>
     </w:rPr>
     <w:tblPr>
@@ -6787,7 +6614,7 @@
       <w:spacing w:after="0" w:line="240" w:lineRule="auto"/>
     </w:pPr>
     <w:rPr>
-      <w:rFonts w:asciiTheme="majorHAnsi" w:eastAsiaTheme="majorEastAsia" w:hAnsiTheme="majorHAnsi" w:cstheme="majorBidi"/>
+      <w:rFonts/>
       <w:color w:val="000000" w:themeColor="text1"/>
     </w:rPr>
     <w:tblPr>
@@ -6915,7 +6742,7 @@
       <w:spacing w:after="0" w:line="240" w:lineRule="auto"/>
     </w:pPr>
     <w:rPr>
-      <w:rFonts w:asciiTheme="majorHAnsi" w:eastAsiaTheme="majorEastAsia" w:hAnsiTheme="majorHAnsi" w:cstheme="majorBidi"/>
+      <w:rFonts/>
       <w:color w:val="000000" w:themeColor="text1"/>
     </w:rPr>
     <w:tblPr>
@@ -7043,7 +6870,7 @@
       <w:spacing w:after="0" w:line="240" w:lineRule="auto"/>
     </w:pPr>
     <w:rPr>
-      <w:rFonts w:asciiTheme="majorHAnsi" w:eastAsiaTheme="majorEastAsia" w:hAnsiTheme="majorHAnsi" w:cstheme="majorBidi"/>
+      <w:rFonts/>
       <w:color w:val="000000" w:themeColor="text1"/>
     </w:rPr>
     <w:tblPr>
@@ -7171,7 +6998,7 @@
       <w:spacing w:after="0" w:line="240" w:lineRule="auto"/>
     </w:pPr>
     <w:rPr>
-      <w:rFonts w:asciiTheme="majorHAnsi" w:eastAsiaTheme="majorEastAsia" w:hAnsiTheme="majorHAnsi" w:cstheme="majorBidi"/>
+      <w:rFonts/>
       <w:color w:val="000000" w:themeColor="text1"/>
     </w:rPr>
     <w:tblPr>
@@ -7299,7 +7126,7 @@
       <w:spacing w:after="0" w:line="240" w:lineRule="auto"/>
     </w:pPr>
     <w:rPr>
-      <w:rFonts w:asciiTheme="majorHAnsi" w:eastAsiaTheme="majorEastAsia" w:hAnsiTheme="majorHAnsi" w:cstheme="majorBidi"/>
+      <w:rFonts/>
       <w:color w:val="000000" w:themeColor="text1"/>
     </w:rPr>
     <w:tblPr>
@@ -7938,7 +7765,7 @@
       <w:spacing w:after="0" w:line="240" w:lineRule="auto"/>
     </w:pPr>
     <w:rPr>
-      <w:rFonts w:asciiTheme="majorHAnsi" w:eastAsiaTheme="majorEastAsia" w:hAnsiTheme="majorHAnsi" w:cstheme="majorBidi"/>
+      <w:rFonts/>
       <w:color w:val="000000" w:themeColor="text1"/>
     </w:rPr>
     <w:tblPr>
@@ -8063,7 +7890,7 @@
       <w:spacing w:after="0" w:line="240" w:lineRule="auto"/>
     </w:pPr>
     <w:rPr>
-      <w:rFonts w:asciiTheme="majorHAnsi" w:eastAsiaTheme="majorEastAsia" w:hAnsiTheme="majorHAnsi" w:cstheme="majorBidi"/>
+      <w:rFonts/>
       <w:color w:val="000000" w:themeColor="text1"/>
     </w:rPr>
     <w:tblPr>
@@ -8188,7 +8015,7 @@
       <w:spacing w:after="0" w:line="240" w:lineRule="auto"/>
     </w:pPr>
     <w:rPr>
-      <w:rFonts w:asciiTheme="majorHAnsi" w:eastAsiaTheme="majorEastAsia" w:hAnsiTheme="majorHAnsi" w:cstheme="majorBidi"/>
+      <w:rFonts/>
       <w:color w:val="000000" w:themeColor="text1"/>
     </w:rPr>
     <w:tblPr>
@@ -8313,7 +8140,7 @@
       <w:spacing w:after="0" w:line="240" w:lineRule="auto"/>
     </w:pPr>
     <w:rPr>
-      <w:rFonts w:asciiTheme="majorHAnsi" w:eastAsiaTheme="majorEastAsia" w:hAnsiTheme="majorHAnsi" w:cstheme="majorBidi"/>
+      <w:rFonts/>
       <w:color w:val="000000" w:themeColor="text1"/>
     </w:rPr>
     <w:tblPr>
@@ -8438,7 +8265,7 @@
       <w:spacing w:after="0" w:line="240" w:lineRule="auto"/>
     </w:pPr>
     <w:rPr>
-      <w:rFonts w:asciiTheme="majorHAnsi" w:eastAsiaTheme="majorEastAsia" w:hAnsiTheme="majorHAnsi" w:cstheme="majorBidi"/>
+      <w:rFonts/>
       <w:color w:val="000000" w:themeColor="text1"/>
     </w:rPr>
     <w:tblPr>
@@ -8563,7 +8390,7 @@
       <w:spacing w:after="0" w:line="240" w:lineRule="auto"/>
     </w:pPr>
     <w:rPr>
-      <w:rFonts w:asciiTheme="majorHAnsi" w:eastAsiaTheme="majorEastAsia" w:hAnsiTheme="majorHAnsi" w:cstheme="majorBidi"/>
+      <w:rFonts/>
       <w:color w:val="000000" w:themeColor="text1"/>
     </w:rPr>
     <w:tblPr>
@@ -8688,7 +8515,7 @@
       <w:spacing w:after="0" w:line="240" w:lineRule="auto"/>
     </w:pPr>
     <w:rPr>
-      <w:rFonts w:asciiTheme="majorHAnsi" w:eastAsiaTheme="majorEastAsia" w:hAnsiTheme="majorHAnsi" w:cstheme="majorBidi"/>
+      <w:rFonts/>
       <w:color w:val="000000" w:themeColor="text1"/>
     </w:rPr>
     <w:tblPr>

--- a/az/discovery-articles/6.13 Lazer.docx
+++ b/az/discovery-articles/6.13 Lazer.docx
@@ -76,7 +76,7 @@
         <w:widowControl/>
       </w:pPr>
       <w:r>
-        <w:t>Lazer adı ingiliscə «məcburi şüalanma vasitəsilə işığın gücləndirilməsi» ifadəsinin qısaltmasından yaranıb.</w:t>
+        <w:t xml:space="preserve">Lazer adı məcburi şüalanma ilə işığın gücləndirilməsi ifadəsinin qısaltmasından yaranıb.</w:t>
       </w:r>
     </w:p>
     <w:p>
@@ -120,7 +120,7 @@
         <w:widowControl/>
       </w:pPr>
       <w:r>
-        <w:t>Kim kəşf edib və ya yaradıb</w:t>
+        <w:t xml:space="preserve">Kim yaradıb</w:t>
       </w:r>
     </w:p>
     <w:p>
@@ -217,7 +217,7 @@
         <w:rPr>
           <w:sz w:val="20"/>
         </w:rPr>
-        <w:t>B Orijinal elmi məqalələr</w:t>
+        <w:t>Orijinal elmi məqalələr</w:t>
       </w:r>
     </w:p>
     <w:p>
@@ -253,7 +253,7 @@
         <w:rPr>
           <w:sz w:val="20"/>
         </w:rPr>
-        <w:t>C Qurumların materialları və ensiklopedik mənbələr</w:t>
+        <w:t>Qurumların materialları və ensiklopedik mənbələr</w:t>
       </w:r>
     </w:p>
     <w:p>
@@ -313,7 +313,7 @@
         <w:rPr>
           <w:sz w:val="20"/>
         </w:rPr>
-        <w:t>G Elmi təşkilatlar</w:t>
+        <w:t>Elmi təşkilatlar</w:t>
       </w:r>
     </w:p>
     <w:p>
